--- a/PARTE RONDA DIARIA.docx
+++ b/PARTE RONDA DIARIA.docx
@@ -347,25 +347,25 @@
           <w:sz w:val="24"/>
           <w:szCs w:val="24"/>
         </w:rPr>
-        <w:t>El día 2</w:t>
-      </w:r>
-      <w:r>
-        <w:rPr>
-          <w:rFonts w:eastAsia="Arial" w:cs="Arial" w:ascii="Arial" w:hAnsi="Arial"/>
-          <w:color w:val="auto"/>
-          <w:sz w:val="24"/>
-          <w:szCs w:val="24"/>
-        </w:rPr>
-        <w:t>8</w:t>
-      </w:r>
-      <w:r>
-        <w:rPr>
-          <w:rFonts w:eastAsia="Arial" w:cs="Arial" w:ascii="Arial" w:hAnsi="Arial"/>
-          <w:color w:val="auto"/>
-          <w:sz w:val="24"/>
-          <w:szCs w:val="24"/>
-        </w:rPr>
-        <w:t>FEB26 el suscrito a merito del documento de la referencia, procedió a constituirse de manera progresiva a cada uno de los diferentes nosocomios previamente mencionados.</w:t>
+        <w:t xml:space="preserve">El día </w:t>
+      </w:r>
+      <w:r>
+        <w:rPr>
+          <w:rFonts w:eastAsia="Arial" w:cs="Arial" w:ascii="Arial" w:hAnsi="Arial"/>
+          <w:color w:val="auto"/>
+          <w:sz w:val="24"/>
+          <w:szCs w:val="24"/>
+        </w:rPr>
+        <w:t>02MAR</w:t>
+      </w:r>
+      <w:r>
+        <w:rPr>
+          <w:rFonts w:eastAsia="Arial" w:cs="Arial" w:ascii="Arial" w:hAnsi="Arial"/>
+          <w:color w:val="auto"/>
+          <w:sz w:val="24"/>
+          <w:szCs w:val="24"/>
+        </w:rPr>
+        <w:t>26 el suscrito a merito del documento de la referencia, procedió a constituirse de manera progresiva a cada uno de los diferentes nosocomios previamente mencionados.</w:t>
       </w:r>
     </w:p>
     <w:p>
@@ -641,25 +641,43 @@
           <w:sz w:val="24"/>
           <w:szCs w:val="24"/>
         </w:rPr>
-        <w:t>Rímac, 2</w:t>
-      </w:r>
-      <w:r>
-        <w:rPr>
-          <w:rFonts w:eastAsia="Arial" w:cs="Arial" w:ascii="Arial" w:hAnsi="Arial"/>
-          <w:color w:val="auto"/>
-          <w:sz w:val="24"/>
-          <w:szCs w:val="24"/>
-        </w:rPr>
-        <w:t>8</w:t>
-      </w:r>
-      <w:r>
-        <w:rPr>
-          <w:rFonts w:eastAsia="Arial" w:cs="Arial" w:ascii="Arial" w:hAnsi="Arial"/>
-          <w:color w:val="auto"/>
-          <w:sz w:val="24"/>
-          <w:szCs w:val="24"/>
-        </w:rPr>
-        <w:t xml:space="preserve"> de febrero del 2026</w:t>
+        <w:t xml:space="preserve">Rímac, </w:t>
+      </w:r>
+      <w:r>
+        <w:rPr>
+          <w:rFonts w:eastAsia="Arial" w:cs="Arial" w:ascii="Arial" w:hAnsi="Arial"/>
+          <w:color w:val="auto"/>
+          <w:sz w:val="24"/>
+          <w:szCs w:val="24"/>
+        </w:rPr>
+        <w:t>02</w:t>
+      </w:r>
+      <w:r>
+        <w:rPr>
+          <w:rFonts w:eastAsia="Arial" w:cs="Arial" w:ascii="Arial" w:hAnsi="Arial"/>
+          <w:color w:val="auto"/>
+          <w:sz w:val="24"/>
+          <w:szCs w:val="24"/>
+        </w:rPr>
+        <w:t xml:space="preserve"> de </w:t>
+      </w:r>
+      <w:r>
+        <w:rPr>
+          <w:rFonts w:eastAsia="Arial" w:cs="Arial" w:ascii="Arial" w:hAnsi="Arial"/>
+          <w:color w:val="auto"/>
+          <w:sz w:val="24"/>
+          <w:szCs w:val="24"/>
+        </w:rPr>
+        <w:t xml:space="preserve">marzo </w:t>
+      </w:r>
+      <w:r>
+        <w:rPr>
+          <w:rFonts w:eastAsia="Arial" w:cs="Arial" w:ascii="Arial" w:hAnsi="Arial"/>
+          <w:color w:val="auto"/>
+          <w:sz w:val="24"/>
+          <w:szCs w:val="24"/>
+        </w:rPr>
+        <w:t>del 2026</w:t>
       </w:r>
     </w:p>
     <w:p>
@@ -1677,7 +1695,7 @@
       <w:spacing w:before="240" w:after="120"/>
     </w:pPr>
     <w:rPr>
-      <w:rFonts w:ascii="Liberation Sans" w:hAnsi="Liberation Sans" w:eastAsia="Noto Sans CJK SC" w:cs="FreeSans"/>
+      <w:rFonts w:ascii="Liberation Sans" w:hAnsi="Liberation Sans" w:eastAsia="Noto Sans CJK SC" w:cs="Noto Sans"/>
       <w:sz w:val="28"/>
       <w:szCs w:val="28"/>
     </w:rPr>
@@ -1722,7 +1740,7 @@
       <w:suppressLineNumbers/>
     </w:pPr>
     <w:rPr>
-      <w:rFonts w:cs="FreeSans"/>
+      <w:rFonts w:cs="Noto Sans"/>
     </w:rPr>
   </w:style>
   <w:style w:type="paragraph" w:styleId="Ttulouser">
@@ -1735,7 +1753,7 @@
       <w:spacing w:before="240" w:after="120"/>
     </w:pPr>
     <w:rPr>
-      <w:rFonts w:ascii="Liberation Sans" w:hAnsi="Liberation Sans" w:eastAsia="Noto Sans CJK SC" w:cs="Noto Sans"/>
+      <w:rFonts w:ascii="Liberation Sans" w:hAnsi="Liberation Sans" w:eastAsia="Noto Sans CJK SC" w:cs="FreeSans"/>
       <w:sz w:val="28"/>
       <w:szCs w:val="28"/>
     </w:rPr>
@@ -1748,7 +1766,7 @@
       <w:suppressLineNumbers/>
     </w:pPr>
     <w:rPr>
-      <w:rFonts w:cs="Noto Sans"/>
+      <w:rFonts w:cs="FreeSans"/>
     </w:rPr>
   </w:style>
   <w:style w:type="paragraph" w:styleId="ListParagraph">
@@ -1764,8 +1782,8 @@
     </w:pPr>
     <w:rPr/>
   </w:style>
-  <w:style w:type="numbering" w:styleId="Ningunalista" w:default="1">
-    <w:name w:val="Ninguna lista"/>
+  <w:style w:type="numbering" w:styleId="Ningunalistauser" w:default="1">
+    <w:name w:val="Ninguna lista (user)"/>
     <w:uiPriority w:val="99"/>
     <w:semiHidden/>
     <w:unhideWhenUsed/>

--- a/PARTE RONDA DIARIA.docx
+++ b/PARTE RONDA DIARIA.docx
@@ -61,7 +61,25 @@
           <w:sz w:val="24"/>
           <w:szCs w:val="24"/>
         </w:rPr>
-        <w:t>Sobre servicio de supervisión y control al personal PNP perteneciente al Grupo Beta, mismos que se encuentran distribuidos en los diferentes centros psiquiátricos Hospital Hermilio Valdizan,  Hospital Larco Herrera, Clínica REPROMEDIC (Calidad de apoyo), Hospital Dos de Mayo y el Instituto Nacional de Salud Mental Honorio Delgado Hideyo Noguchi. -</w:t>
+        <w:t>Sobre servicio de supervisión y control al personal PNP perteneciente al Grupo Beta, mismos que se encuentran distribuidos en los diferentes centros psiquiátricos Hospital Hermilio Valdizan,  Hospital Larco Herrera, Clínica REPROMEDIC (</w:t>
+      </w:r>
+      <w:r>
+        <w:rPr>
+          <w:rFonts w:eastAsia="Arial" w:cs="Arial" w:ascii="Arial" w:hAnsi="Arial"/>
+          <w:color w:val="auto"/>
+          <w:sz w:val="24"/>
+          <w:szCs w:val="24"/>
+        </w:rPr>
+        <w:t>Levantamiento de servicio de apoyo externo</w:t>
+      </w:r>
+      <w:r>
+        <w:rPr>
+          <w:rFonts w:eastAsia="Arial" w:cs="Arial" w:ascii="Arial" w:hAnsi="Arial"/>
+          <w:color w:val="auto"/>
+          <w:sz w:val="24"/>
+          <w:szCs w:val="24"/>
+        </w:rPr>
+        <w:t>), Hospital Dos de Mayo y el Instituto Nacional de Salud Mental Honorio Delgado Hideyo Noguchi. -</w:t>
       </w:r>
       <w:r>
         <w:rPr>
@@ -231,7 +249,7 @@
         <mc:AlternateContent>
           <mc:Choice Requires="wps">
             <w:drawing>
-              <wp:anchor behindDoc="0" distT="8890" distB="8890" distL="8890" distR="8890" simplePos="0" locked="0" layoutInCell="1" allowOverlap="1" relativeHeight="3">
+              <wp:anchor distT="8890" distB="8890" distL="8890" distR="8890" simplePos="0" relativeHeight="3" behindDoc="0" locked="0" layoutInCell="1" allowOverlap="1">
                 <wp:simplePos x="0" y="0"/>
                 <wp:positionH relativeFrom="column">
                   <wp:posOffset>-130810</wp:posOffset>
@@ -277,7 +295,7 @@
           </mc:Choice>
           <mc:Fallback>
             <w:pict>
-              <v:line id="shape_0" from="-10.3pt,4.3pt" to="428.8pt,4.3pt" ID="Línea horizontal 1" stroked="t" o:allowincell="f" style="position:absolute">
+              <v:line id="shape_0" from="-10.3pt,4.3pt" to="428.8pt,4.3pt" stroked="t" o:allowincell="f" style="position:absolute">
                 <v:stroke color="black" weight="17640" joinstyle="round" endcap="flat"/>
                 <v:fill o:detectmouseclick="t" on="false"/>
                 <w10:wrap type="none"/>
@@ -347,25 +365,25 @@
           <w:sz w:val="24"/>
           <w:szCs w:val="24"/>
         </w:rPr>
-        <w:t xml:space="preserve">El día </w:t>
-      </w:r>
-      <w:r>
-        <w:rPr>
-          <w:rFonts w:eastAsia="Arial" w:cs="Arial" w:ascii="Arial" w:hAnsi="Arial"/>
-          <w:color w:val="auto"/>
-          <w:sz w:val="24"/>
-          <w:szCs w:val="24"/>
-        </w:rPr>
-        <w:t>02MAR</w:t>
-      </w:r>
-      <w:r>
-        <w:rPr>
-          <w:rFonts w:eastAsia="Arial" w:cs="Arial" w:ascii="Arial" w:hAnsi="Arial"/>
-          <w:color w:val="auto"/>
-          <w:sz w:val="24"/>
-          <w:szCs w:val="24"/>
-        </w:rPr>
-        <w:t>26 el suscrito a merito del documento de la referencia, procedió a constituirse de manera progresiva a cada uno de los diferentes nosocomios previamente mencionados.</w:t>
+        <w:t>El día 0</w:t>
+      </w:r>
+      <w:r>
+        <w:rPr>
+          <w:rFonts w:eastAsia="Arial" w:cs="Arial" w:ascii="Arial" w:hAnsi="Arial"/>
+          <w:color w:val="auto"/>
+          <w:sz w:val="24"/>
+          <w:szCs w:val="24"/>
+        </w:rPr>
+        <w:t>4</w:t>
+      </w:r>
+      <w:r>
+        <w:rPr>
+          <w:rFonts w:eastAsia="Arial" w:cs="Arial" w:ascii="Arial" w:hAnsi="Arial"/>
+          <w:color w:val="auto"/>
+          <w:sz w:val="24"/>
+          <w:szCs w:val="24"/>
+        </w:rPr>
+        <w:t>MAR26 el suscrito a merito del documento de la referencia, procedió a constituirse de manera progresiva a cada uno de los diferentes nosocomios previamente mencionados.</w:t>
       </w:r>
     </w:p>
     <w:p>
@@ -412,7 +430,12 @@
         <w:spacing w:lineRule="auto" w:line="240" w:before="0" w:after="0"/>
         <w:ind w:hanging="284" w:left="142"/>
         <w:jc w:val="both"/>
-        <w:rPr/>
+        <w:rPr>
+          <w:rFonts w:ascii="Arial" w:hAnsi="Arial" w:eastAsia="Arial" w:cs="Arial"/>
+          <w:color w:val="auto"/>
+          <w:sz w:val="24"/>
+          <w:szCs w:val="24"/>
+        </w:rPr>
       </w:pPr>
       <w:r>
         <w:rPr>
@@ -468,16 +491,21 @@
         <w:spacing w:lineRule="auto" w:line="240" w:before="0" w:after="0"/>
         <w:ind w:hanging="284" w:left="142"/>
         <w:jc w:val="both"/>
-        <w:rPr/>
-      </w:pPr>
-      <w:r>
-        <w:rPr>
-          <w:rFonts w:eastAsia="Arial" w:cs="Arial" w:ascii="Arial" w:hAnsi="Arial"/>
-          <w:color w:val="auto"/>
-          <w:sz w:val="24"/>
-          <w:szCs w:val="24"/>
-        </w:rPr>
-        <w:t>Asimismo, se exhorto al personal policial de servicio no alejarse o retirarse de las instalaciones y áreas que se encuentren bajo su responsabilidad.</w:t>
+        <w:rPr>
+          <w:rFonts w:ascii="Arial" w:hAnsi="Arial" w:eastAsia="Arial" w:cs="Arial"/>
+          <w:color w:val="auto"/>
+          <w:sz w:val="24"/>
+          <w:szCs w:val="24"/>
+        </w:rPr>
+      </w:pPr>
+      <w:r>
+        <w:rPr>
+          <w:rFonts w:eastAsia="Arial" w:cs="Arial" w:ascii="Arial" w:hAnsi="Arial"/>
+          <w:color w:val="auto"/>
+          <w:sz w:val="24"/>
+          <w:szCs w:val="24"/>
+        </w:rPr>
+        <w:t>Por otro lado, siendo las 13:50 horas, se procedió con el levantamiento del servicio de apoyo externo en la custodia del interno Martín VIZCARRA CORNEJO, quien se encontraba internado en la Clínica REPROMEDIC, de igual manera, el mencionado interno fue trasladado hacia el E.P. Barbadillo.</w:t>
       </w:r>
     </w:p>
     <w:p>
@@ -533,6 +561,62 @@
           <w:sz w:val="24"/>
           <w:szCs w:val="24"/>
         </w:rPr>
+        <w:t>Asimismo, se exhorto al personal policial de servicio no alejarse o retirarse de las instalaciones y áreas que se encuentren bajo su responsabilidad.</w:t>
+      </w:r>
+    </w:p>
+    <w:p>
+      <w:pPr>
+        <w:pStyle w:val="Normal"/>
+        <w:numPr>
+          <w:ilvl w:val="0"/>
+          <w:numId w:val="0"/>
+        </w:numPr>
+        <w:tabs>
+          <w:tab w:val="clear" w:pos="720"/>
+          <w:tab w:val="left" w:pos="1701" w:leader="none"/>
+        </w:tabs>
+        <w:spacing w:lineRule="auto" w:line="240" w:before="0" w:after="0"/>
+        <w:ind w:hanging="0" w:left="142"/>
+        <w:jc w:val="both"/>
+        <w:rPr>
+          <w:rFonts w:ascii="Arial" w:hAnsi="Arial" w:eastAsia="Arial" w:cs="Arial"/>
+          <w:color w:val="auto"/>
+          <w:sz w:val="24"/>
+          <w:szCs w:val="24"/>
+        </w:rPr>
+      </w:pPr>
+      <w:r>
+        <w:rPr>
+          <w:rFonts w:eastAsia="Arial" w:cs="Arial" w:ascii="Arial" w:hAnsi="Arial"/>
+          <w:color w:val="auto"/>
+          <w:sz w:val="24"/>
+          <w:szCs w:val="24"/>
+        </w:rPr>
+      </w:r>
+    </w:p>
+    <w:p>
+      <w:pPr>
+        <w:pStyle w:val="Normal"/>
+        <w:numPr>
+          <w:ilvl w:val="3"/>
+          <w:numId w:val="1"/>
+        </w:numPr>
+        <w:tabs>
+          <w:tab w:val="clear" w:pos="720"/>
+          <w:tab w:val="left" w:pos="1701" w:leader="none"/>
+        </w:tabs>
+        <w:spacing w:lineRule="auto" w:line="240" w:before="0" w:after="0"/>
+        <w:ind w:hanging="284" w:left="142"/>
+        <w:jc w:val="both"/>
+        <w:rPr/>
+      </w:pPr>
+      <w:r>
+        <w:rPr>
+          <w:rFonts w:eastAsia="Arial" w:cs="Arial" w:ascii="Arial" w:hAnsi="Arial"/>
+          <w:color w:val="auto"/>
+          <w:sz w:val="24"/>
+          <w:szCs w:val="24"/>
+        </w:rPr>
         <w:t>Siendo las 19:30 horas del mismo día se da por concluida la presente diligencia sin registrar ningún tipo de novedad.</w:t>
       </w:r>
     </w:p>
@@ -641,43 +725,25 @@
           <w:sz w:val="24"/>
           <w:szCs w:val="24"/>
         </w:rPr>
-        <w:t xml:space="preserve">Rímac, </w:t>
-      </w:r>
-      <w:r>
-        <w:rPr>
-          <w:rFonts w:eastAsia="Arial" w:cs="Arial" w:ascii="Arial" w:hAnsi="Arial"/>
-          <w:color w:val="auto"/>
-          <w:sz w:val="24"/>
-          <w:szCs w:val="24"/>
-        </w:rPr>
-        <w:t>02</w:t>
-      </w:r>
-      <w:r>
-        <w:rPr>
-          <w:rFonts w:eastAsia="Arial" w:cs="Arial" w:ascii="Arial" w:hAnsi="Arial"/>
-          <w:color w:val="auto"/>
-          <w:sz w:val="24"/>
-          <w:szCs w:val="24"/>
-        </w:rPr>
-        <w:t xml:space="preserve"> de </w:t>
-      </w:r>
-      <w:r>
-        <w:rPr>
-          <w:rFonts w:eastAsia="Arial" w:cs="Arial" w:ascii="Arial" w:hAnsi="Arial"/>
-          <w:color w:val="auto"/>
-          <w:sz w:val="24"/>
-          <w:szCs w:val="24"/>
-        </w:rPr>
-        <w:t xml:space="preserve">marzo </w:t>
-      </w:r>
-      <w:r>
-        <w:rPr>
-          <w:rFonts w:eastAsia="Arial" w:cs="Arial" w:ascii="Arial" w:hAnsi="Arial"/>
-          <w:color w:val="auto"/>
-          <w:sz w:val="24"/>
-          <w:szCs w:val="24"/>
-        </w:rPr>
-        <w:t>del 2026</w:t>
+        <w:t>Rímac, 0</w:t>
+      </w:r>
+      <w:r>
+        <w:rPr>
+          <w:rFonts w:eastAsia="Arial" w:cs="Arial" w:ascii="Arial" w:hAnsi="Arial"/>
+          <w:color w:val="auto"/>
+          <w:sz w:val="24"/>
+          <w:szCs w:val="24"/>
+        </w:rPr>
+        <w:t>4</w:t>
+      </w:r>
+      <w:r>
+        <w:rPr>
+          <w:rFonts w:eastAsia="Arial" w:cs="Arial" w:ascii="Arial" w:hAnsi="Arial"/>
+          <w:color w:val="auto"/>
+          <w:sz w:val="24"/>
+          <w:szCs w:val="24"/>
+        </w:rPr>
+        <w:t xml:space="preserve"> de marzo del 2026</w:t>
       </w:r>
     </w:p>
     <w:p>
@@ -728,7 +794,7 @@
           <w:szCs w:val="20"/>
         </w:rPr>
         <w:drawing>
-          <wp:anchor behindDoc="1" distT="0" distB="0" distL="0" distR="0" simplePos="0" locked="0" layoutInCell="1" allowOverlap="1" relativeHeight="2">
+          <wp:anchor distT="0" distB="0" distL="0" distR="0" simplePos="0" relativeHeight="2" behindDoc="1" locked="0" layoutInCell="1" allowOverlap="1">
             <wp:simplePos x="0" y="0"/>
             <wp:positionH relativeFrom="column">
               <wp:posOffset>3308350</wp:posOffset>
@@ -1064,9 +1130,9 @@
         <w:ind w:left="1211" w:hanging="360"/>
       </w:pPr>
       <w:rPr>
-        <w:sz w:val="24"/>
         <w:b/>
         <w:color w:val="auto"/>
+        <w:sz w:val="24"/>
       </w:rPr>
     </w:lvl>
     <w:lvl w:ilvl="4">
@@ -1695,7 +1761,7 @@
       <w:spacing w:before="240" w:after="120"/>
     </w:pPr>
     <w:rPr>
-      <w:rFonts w:ascii="Liberation Sans" w:hAnsi="Liberation Sans" w:eastAsia="Noto Sans CJK SC" w:cs="Noto Sans"/>
+      <w:rFonts w:ascii="Liberation Sans" w:hAnsi="Liberation Sans" w:eastAsia="Noto Sans CJK SC" w:cs="FreeSans"/>
       <w:sz w:val="28"/>
       <w:szCs w:val="28"/>
     </w:rPr>
@@ -1740,7 +1806,7 @@
       <w:suppressLineNumbers/>
     </w:pPr>
     <w:rPr>
-      <w:rFonts w:cs="Noto Sans"/>
+      <w:rFonts w:cs="FreeSans"/>
     </w:rPr>
   </w:style>
   <w:style w:type="paragraph" w:styleId="Ttulouser">
@@ -1753,7 +1819,7 @@
       <w:spacing w:before="240" w:after="120"/>
     </w:pPr>
     <w:rPr>
-      <w:rFonts w:ascii="Liberation Sans" w:hAnsi="Liberation Sans" w:eastAsia="Noto Sans CJK SC" w:cs="FreeSans"/>
+      <w:rFonts w:ascii="Liberation Sans" w:hAnsi="Liberation Sans" w:eastAsia="Noto Sans CJK SC" w:cs="Noto Sans"/>
       <w:sz w:val="28"/>
       <w:szCs w:val="28"/>
     </w:rPr>
@@ -1766,7 +1832,7 @@
       <w:suppressLineNumbers/>
     </w:pPr>
     <w:rPr>
-      <w:rFonts w:cs="FreeSans"/>
+      <w:rFonts w:cs="Noto Sans"/>
     </w:rPr>
   </w:style>
   <w:style w:type="paragraph" w:styleId="ListParagraph">
@@ -1782,8 +1848,8 @@
     </w:pPr>
     <w:rPr/>
   </w:style>
-  <w:style w:type="numbering" w:styleId="Ningunalistauser" w:default="1">
-    <w:name w:val="Ninguna lista (user)"/>
+  <w:style w:type="numbering" w:styleId="Ningunalista" w:default="1">
+    <w:name w:val="Ninguna lista"/>
     <w:uiPriority w:val="99"/>
     <w:semiHidden/>
     <w:unhideWhenUsed/>
@@ -1814,37 +1880,37 @@
         <a:srgbClr val="000000"/>
       </a:dk1>
       <a:lt1>
-        <a:srgbClr val="ffffff"/>
+        <a:srgbClr val="FFFFFF"/>
       </a:lt1>
       <a:dk2>
-        <a:srgbClr val="44546a"/>
+        <a:srgbClr val="44546A"/>
       </a:dk2>
       <a:lt2>
-        <a:srgbClr val="e7e6e6"/>
+        <a:srgbClr val="E7E6E6"/>
       </a:lt2>
       <a:accent1>
-        <a:srgbClr val="4472c4"/>
+        <a:srgbClr val="4472C4"/>
       </a:accent1>
       <a:accent2>
-        <a:srgbClr val="ed7d31"/>
+        <a:srgbClr val="ED7D31"/>
       </a:accent2>
       <a:accent3>
-        <a:srgbClr val="a5a5a5"/>
+        <a:srgbClr val="A5A5A5"/>
       </a:accent3>
       <a:accent4>
-        <a:srgbClr val="ffc000"/>
+        <a:srgbClr val="FFC000"/>
       </a:accent4>
       <a:accent5>
-        <a:srgbClr val="5b9bd5"/>
+        <a:srgbClr val="5B9BD5"/>
       </a:accent5>
       <a:accent6>
-        <a:srgbClr val="70ad47"/>
+        <a:srgbClr val="70AD47"/>
       </a:accent6>
       <a:hlink>
-        <a:srgbClr val="0563c1"/>
+        <a:srgbClr val="0563C1"/>
       </a:hlink>
       <a:folHlink>
-        <a:srgbClr val="954f72"/>
+        <a:srgbClr val="954F72"/>
       </a:folHlink>
     </a:clrScheme>
     <a:fontScheme name="Office">

--- a/PARTE RONDA DIARIA.docx
+++ b/PARTE RONDA DIARIA.docx
@@ -61,25 +61,7 @@
           <w:sz w:val="24"/>
           <w:szCs w:val="24"/>
         </w:rPr>
-        <w:t>Sobre servicio de supervisión y control al personal PNP perteneciente al Grupo Beta, mismos que se encuentran distribuidos en los diferentes centros psiquiátricos Hospital Hermilio Valdizan,  Hospital Larco Herrera, Clínica REPROMEDIC (</w:t>
-      </w:r>
-      <w:r>
-        <w:rPr>
-          <w:rFonts w:eastAsia="Arial" w:cs="Arial" w:ascii="Arial" w:hAnsi="Arial"/>
-          <w:color w:val="auto"/>
-          <w:sz w:val="24"/>
-          <w:szCs w:val="24"/>
-        </w:rPr>
-        <w:t>Levantamiento de servicio de apoyo externo</w:t>
-      </w:r>
-      <w:r>
-        <w:rPr>
-          <w:rFonts w:eastAsia="Arial" w:cs="Arial" w:ascii="Arial" w:hAnsi="Arial"/>
-          <w:color w:val="auto"/>
-          <w:sz w:val="24"/>
-          <w:szCs w:val="24"/>
-        </w:rPr>
-        <w:t>), Hospital Dos de Mayo y el Instituto Nacional de Salud Mental Honorio Delgado Hideyo Noguchi. -</w:t>
+        <w:t xml:space="preserve">Sobre servicio de supervisión y control al personal PNP perteneciente al Grupo Beta, mismos que se encuentran distribuidos en los diferentes centros psiquiátricos Hospital Hermilio Valdizan,  Hospital Larco Herrera, Hospital Dos de Mayo y el Instituto Nacional de Salud Mental Honorio Delgado Hideyo Noguchi. - </w:t>
       </w:r>
       <w:r>
         <w:rPr>
@@ -374,7 +356,7 @@
           <w:sz w:val="24"/>
           <w:szCs w:val="24"/>
         </w:rPr>
-        <w:t>4</w:t>
+        <w:t>6</w:t>
       </w:r>
       <w:r>
         <w:rPr>
@@ -491,21 +473,16 @@
         <w:spacing w:lineRule="auto" w:line="240" w:before="0" w:after="0"/>
         <w:ind w:hanging="284" w:left="142"/>
         <w:jc w:val="both"/>
-        <w:rPr>
-          <w:rFonts w:ascii="Arial" w:hAnsi="Arial" w:eastAsia="Arial" w:cs="Arial"/>
-          <w:color w:val="auto"/>
-          <w:sz w:val="24"/>
-          <w:szCs w:val="24"/>
-        </w:rPr>
-      </w:pPr>
-      <w:r>
-        <w:rPr>
-          <w:rFonts w:eastAsia="Arial" w:cs="Arial" w:ascii="Arial" w:hAnsi="Arial"/>
-          <w:color w:val="auto"/>
-          <w:sz w:val="24"/>
-          <w:szCs w:val="24"/>
-        </w:rPr>
-        <w:t>Por otro lado, siendo las 13:50 horas, se procedió con el levantamiento del servicio de apoyo externo en la custodia del interno Martín VIZCARRA CORNEJO, quien se encontraba internado en la Clínica REPROMEDIC, de igual manera, el mencionado interno fue trasladado hacia el E.P. Barbadillo.</w:t>
+        <w:rPr/>
+      </w:pPr>
+      <w:r>
+        <w:rPr>
+          <w:rFonts w:eastAsia="Arial" w:cs="Arial" w:ascii="Arial" w:hAnsi="Arial"/>
+          <w:color w:val="auto"/>
+          <w:sz w:val="24"/>
+          <w:szCs w:val="24"/>
+        </w:rPr>
+        <w:t>Asimismo, se exhorto al personal policial de servicio no alejarse o retirarse de las instalaciones y áreas que se encuentren bajo su responsabilidad.</w:t>
       </w:r>
     </w:p>
     <w:p>
@@ -561,62 +538,6 @@
           <w:sz w:val="24"/>
           <w:szCs w:val="24"/>
         </w:rPr>
-        <w:t>Asimismo, se exhorto al personal policial de servicio no alejarse o retirarse de las instalaciones y áreas que se encuentren bajo su responsabilidad.</w:t>
-      </w:r>
-    </w:p>
-    <w:p>
-      <w:pPr>
-        <w:pStyle w:val="Normal"/>
-        <w:numPr>
-          <w:ilvl w:val="0"/>
-          <w:numId w:val="0"/>
-        </w:numPr>
-        <w:tabs>
-          <w:tab w:val="clear" w:pos="720"/>
-          <w:tab w:val="left" w:pos="1701" w:leader="none"/>
-        </w:tabs>
-        <w:spacing w:lineRule="auto" w:line="240" w:before="0" w:after="0"/>
-        <w:ind w:hanging="0" w:left="142"/>
-        <w:jc w:val="both"/>
-        <w:rPr>
-          <w:rFonts w:ascii="Arial" w:hAnsi="Arial" w:eastAsia="Arial" w:cs="Arial"/>
-          <w:color w:val="auto"/>
-          <w:sz w:val="24"/>
-          <w:szCs w:val="24"/>
-        </w:rPr>
-      </w:pPr>
-      <w:r>
-        <w:rPr>
-          <w:rFonts w:eastAsia="Arial" w:cs="Arial" w:ascii="Arial" w:hAnsi="Arial"/>
-          <w:color w:val="auto"/>
-          <w:sz w:val="24"/>
-          <w:szCs w:val="24"/>
-        </w:rPr>
-      </w:r>
-    </w:p>
-    <w:p>
-      <w:pPr>
-        <w:pStyle w:val="Normal"/>
-        <w:numPr>
-          <w:ilvl w:val="3"/>
-          <w:numId w:val="1"/>
-        </w:numPr>
-        <w:tabs>
-          <w:tab w:val="clear" w:pos="720"/>
-          <w:tab w:val="left" w:pos="1701" w:leader="none"/>
-        </w:tabs>
-        <w:spacing w:lineRule="auto" w:line="240" w:before="0" w:after="0"/>
-        <w:ind w:hanging="284" w:left="142"/>
-        <w:jc w:val="both"/>
-        <w:rPr/>
-      </w:pPr>
-      <w:r>
-        <w:rPr>
-          <w:rFonts w:eastAsia="Arial" w:cs="Arial" w:ascii="Arial" w:hAnsi="Arial"/>
-          <w:color w:val="auto"/>
-          <w:sz w:val="24"/>
-          <w:szCs w:val="24"/>
-        </w:rPr>
         <w:t>Siendo las 19:30 horas del mismo día se da por concluida la presente diligencia sin registrar ningún tipo de novedad.</w:t>
       </w:r>
     </w:p>
@@ -734,7 +655,7 @@
           <w:sz w:val="24"/>
           <w:szCs w:val="24"/>
         </w:rPr>
-        <w:t>4</w:t>
+        <w:t>6</w:t>
       </w:r>
       <w:r>
         <w:rPr>
@@ -1022,7 +943,7 @@
         </w:rPr>
         <w:tab/>
         <w:tab/>
-        <w:t xml:space="preserve">                                                                             SS PNP</w:t>
+        <w:t xml:space="preserve">                                                                             SS. PNP.</w:t>
       </w:r>
     </w:p>
     <w:p>
@@ -1761,7 +1682,7 @@
       <w:spacing w:before="240" w:after="120"/>
     </w:pPr>
     <w:rPr>
-      <w:rFonts w:ascii="Liberation Sans" w:hAnsi="Liberation Sans" w:eastAsia="Noto Sans CJK SC" w:cs="FreeSans"/>
+      <w:rFonts w:ascii="Liberation Sans" w:hAnsi="Liberation Sans" w:eastAsia="Noto Sans CJK SC" w:cs="Noto Sans"/>
       <w:sz w:val="28"/>
       <w:szCs w:val="28"/>
     </w:rPr>
@@ -1806,7 +1727,7 @@
       <w:suppressLineNumbers/>
     </w:pPr>
     <w:rPr>
-      <w:rFonts w:cs="FreeSans"/>
+      <w:rFonts w:cs="Noto Sans"/>
     </w:rPr>
   </w:style>
   <w:style w:type="paragraph" w:styleId="Ttulouser">
@@ -1819,7 +1740,7 @@
       <w:spacing w:before="240" w:after="120"/>
     </w:pPr>
     <w:rPr>
-      <w:rFonts w:ascii="Liberation Sans" w:hAnsi="Liberation Sans" w:eastAsia="Noto Sans CJK SC" w:cs="Noto Sans"/>
+      <w:rFonts w:ascii="Liberation Sans" w:hAnsi="Liberation Sans" w:eastAsia="Noto Sans CJK SC" w:cs="FreeSans"/>
       <w:sz w:val="28"/>
       <w:szCs w:val="28"/>
     </w:rPr>
@@ -1832,7 +1753,7 @@
       <w:suppressLineNumbers/>
     </w:pPr>
     <w:rPr>
-      <w:rFonts w:cs="Noto Sans"/>
+      <w:rFonts w:cs="FreeSans"/>
     </w:rPr>
   </w:style>
   <w:style w:type="paragraph" w:styleId="ListParagraph">
@@ -1848,8 +1769,8 @@
     </w:pPr>
     <w:rPr/>
   </w:style>
-  <w:style w:type="numbering" w:styleId="Ningunalista" w:default="1">
-    <w:name w:val="Ninguna lista"/>
+  <w:style w:type="numbering" w:styleId="Ningunalistauser" w:default="1">
+    <w:name w:val="Ninguna lista (user)"/>
     <w:uiPriority w:val="99"/>
     <w:semiHidden/>
     <w:unhideWhenUsed/>

--- a/PARTE RONDA DIARIA.docx
+++ b/PARTE RONDA DIARIA.docx
@@ -61,7 +61,7 @@
           <w:sz w:val="24"/>
           <w:szCs w:val="24"/>
         </w:rPr>
-        <w:t xml:space="preserve">Sobre servicio de supervisión y control al personal PNP perteneciente al Grupo Beta, mismos que se encuentran distribuidos en los diferentes centros psiquiátricos Hospital Hermilio Valdizan,  Hospital Larco Herrera, Hospital Dos de Mayo y el Instituto Nacional de Salud Mental Honorio Delgado Hideyo Noguchi. - </w:t>
+        <w:t xml:space="preserve">Sobre servicio de supervisión y control al personal PNP perteneciente al Grupo Beta, mismos que se encuentran distribuidos en los diferentes centros psiquiátricos Hospital Hermilio Valdizan,  Hospital Larco Herrera y el Instituto Nacional de Salud Mental Honorio Delgado Hideyo Noguchi. - </w:t>
       </w:r>
       <w:r>
         <w:rPr>
@@ -347,16 +347,16 @@
           <w:sz w:val="24"/>
           <w:szCs w:val="24"/>
         </w:rPr>
-        <w:t>El día 0</w:t>
-      </w:r>
-      <w:r>
-        <w:rPr>
-          <w:rFonts w:eastAsia="Arial" w:cs="Arial" w:ascii="Arial" w:hAnsi="Arial"/>
-          <w:color w:val="auto"/>
-          <w:sz w:val="24"/>
-          <w:szCs w:val="24"/>
-        </w:rPr>
-        <w:t>6</w:t>
+        <w:t xml:space="preserve">El día </w:t>
+      </w:r>
+      <w:r>
+        <w:rPr>
+          <w:rFonts w:eastAsia="Arial" w:cs="Arial" w:ascii="Arial" w:hAnsi="Arial"/>
+          <w:color w:val="auto"/>
+          <w:sz w:val="24"/>
+          <w:szCs w:val="24"/>
+        </w:rPr>
+        <w:t>10</w:t>
       </w:r>
       <w:r>
         <w:rPr>
@@ -646,16 +646,16 @@
           <w:sz w:val="24"/>
           <w:szCs w:val="24"/>
         </w:rPr>
-        <w:t>Rímac, 0</w:t>
-      </w:r>
-      <w:r>
-        <w:rPr>
-          <w:rFonts w:eastAsia="Arial" w:cs="Arial" w:ascii="Arial" w:hAnsi="Arial"/>
-          <w:color w:val="auto"/>
-          <w:sz w:val="24"/>
-          <w:szCs w:val="24"/>
-        </w:rPr>
-        <w:t>6</w:t>
+        <w:t xml:space="preserve">Rímac, </w:t>
+      </w:r>
+      <w:r>
+        <w:rPr>
+          <w:rFonts w:eastAsia="Arial" w:cs="Arial" w:ascii="Arial" w:hAnsi="Arial"/>
+          <w:color w:val="auto"/>
+          <w:sz w:val="24"/>
+          <w:szCs w:val="24"/>
+        </w:rPr>
+        <w:t>10</w:t>
       </w:r>
       <w:r>
         <w:rPr>
@@ -1682,7 +1682,7 @@
       <w:spacing w:before="240" w:after="120"/>
     </w:pPr>
     <w:rPr>
-      <w:rFonts w:ascii="Liberation Sans" w:hAnsi="Liberation Sans" w:eastAsia="Noto Sans CJK SC" w:cs="Noto Sans"/>
+      <w:rFonts w:ascii="Liberation Sans" w:hAnsi="Liberation Sans" w:eastAsia="Noto Sans CJK SC" w:cs="FreeSans"/>
       <w:sz w:val="28"/>
       <w:szCs w:val="28"/>
     </w:rPr>
@@ -1727,7 +1727,7 @@
       <w:suppressLineNumbers/>
     </w:pPr>
     <w:rPr>
-      <w:rFonts w:cs="Noto Sans"/>
+      <w:rFonts w:cs="FreeSans"/>
     </w:rPr>
   </w:style>
   <w:style w:type="paragraph" w:styleId="Ttulouser">
@@ -1740,7 +1740,7 @@
       <w:spacing w:before="240" w:after="120"/>
     </w:pPr>
     <w:rPr>
-      <w:rFonts w:ascii="Liberation Sans" w:hAnsi="Liberation Sans" w:eastAsia="Noto Sans CJK SC" w:cs="FreeSans"/>
+      <w:rFonts w:ascii="Liberation Sans" w:hAnsi="Liberation Sans" w:eastAsia="Noto Sans CJK SC" w:cs="Noto Sans"/>
       <w:sz w:val="28"/>
       <w:szCs w:val="28"/>
     </w:rPr>
@@ -1753,7 +1753,7 @@
       <w:suppressLineNumbers/>
     </w:pPr>
     <w:rPr>
-      <w:rFonts w:cs="FreeSans"/>
+      <w:rFonts w:cs="Noto Sans"/>
     </w:rPr>
   </w:style>
   <w:style w:type="paragraph" w:styleId="ListParagraph">
@@ -1769,8 +1769,8 @@
     </w:pPr>
     <w:rPr/>
   </w:style>
-  <w:style w:type="numbering" w:styleId="Ningunalistauser" w:default="1">
-    <w:name w:val="Ninguna lista (user)"/>
+  <w:style w:type="numbering" w:styleId="Ningunalista" w:default="1">
+    <w:name w:val="Ninguna lista"/>
     <w:uiPriority w:val="99"/>
     <w:semiHidden/>
     <w:unhideWhenUsed/>

--- a/PARTE RONDA DIARIA.docx
+++ b/PARTE RONDA DIARIA.docx
@@ -1,6 +1,6 @@
 
 <file path=word/document.xml><?xml version="1.0" encoding="utf-8"?>
-<w:document xmlns:o="urn:schemas-microsoft-com:office:office" xmlns:r="http://schemas.openxmlformats.org/officeDocument/2006/relationships" xmlns:v="urn:schemas-microsoft-com:vml" xmlns:w="http://schemas.openxmlformats.org/wordprocessingml/2006/main" xmlns:w10="urn:schemas-microsoft-com:office:word" xmlns:wp="http://schemas.openxmlformats.org/drawingml/2006/wordprocessingDrawing" xmlns:pic="http://schemas.openxmlformats.org/drawingml/2006/picture" xmlns:wps="http://schemas.microsoft.com/office/word/2010/wordprocessingShape" xmlns:wpg="http://schemas.microsoft.com/office/word/2010/wordprocessingGroup" xmlns:mc="http://schemas.openxmlformats.org/markup-compatibility/2006" xmlns:wp14="http://schemas.microsoft.com/office/word/2010/wordprocessingDrawing" xmlns:w14="http://schemas.microsoft.com/office/word/2010/wordml" xmlns:w15="http://schemas.microsoft.com/office/word/2012/wordml" mc:Ignorable="w14 wp14 w15">
+<w:document xmlns:o="urn:schemas-microsoft-com:office:office" xmlns:r="http://schemas.openxmlformats.org/officeDocument/2006/relationships" xmlns:v="urn:schemas-microsoft-com:vml" xmlns:w="http://schemas.openxmlformats.org/wordprocessingml/2006/main" xmlns:w10="urn:schemas-microsoft-com:office:word" xmlns:wp="http://schemas.openxmlformats.org/drawingml/2006/wordprocessingDrawing" xmlns:wps="http://schemas.microsoft.com/office/word/2010/wordprocessingShape" xmlns:wpg="http://schemas.microsoft.com/office/word/2010/wordprocessingGroup" xmlns:mc="http://schemas.openxmlformats.org/markup-compatibility/2006" xmlns:wp14="http://schemas.microsoft.com/office/word/2010/wordprocessingDrawing" xmlns:w14="http://schemas.microsoft.com/office/word/2010/wordml" xmlns:w15="http://schemas.microsoft.com/office/word/2012/wordml" mc:Ignorable="w14 wp14 w15">
   <w:body>
     <w:p>
       <w:pPr>
@@ -61,25 +61,25 @@
           <w:sz w:val="24"/>
           <w:szCs w:val="24"/>
         </w:rPr>
-        <w:t>Sobre servicio de supervisión y control al personal PNP perteneciente al Grupo Beta, mismos que se encuentran distribuidos en los diferentes centros psiquiátricos Hospital Hermilio Valdizan,  Hospital Larco Herrera, Clínica REPROMEDIC (</w:t>
-      </w:r>
-      <w:r>
-        <w:rPr>
-          <w:rFonts w:eastAsia="Arial" w:cs="Arial" w:ascii="Arial" w:hAnsi="Arial"/>
-          <w:color w:val="auto"/>
-          <w:sz w:val="24"/>
-          <w:szCs w:val="24"/>
-        </w:rPr>
-        <w:t>Levantamiento de servicio de apoyo externo</w:t>
-      </w:r>
-      <w:r>
-        <w:rPr>
-          <w:rFonts w:eastAsia="Arial" w:cs="Arial" w:ascii="Arial" w:hAnsi="Arial"/>
-          <w:color w:val="auto"/>
-          <w:sz w:val="24"/>
-          <w:szCs w:val="24"/>
-        </w:rPr>
-        <w:t>), Hospital Dos de Mayo y el Instituto Nacional de Salud Mental Honorio Delgado Hideyo Noguchi. -</w:t>
+        <w:t>Sobre servicio de supervisión y control al personal PNP perteneciente al Grupo Beta, mismos que se encuentran distribuidos en los diferentes centros psiquiátricos Hospital Hermilio Valdizan,  Hospital Larco Herrer</w:t>
+      </w:r>
+      <w:r>
+        <w:rPr>
+          <w:rFonts w:eastAsia="Arial" w:cs="Arial" w:ascii="Arial" w:hAnsi="Arial"/>
+          <w:color w:val="auto"/>
+          <w:sz w:val="24"/>
+          <w:szCs w:val="24"/>
+        </w:rPr>
+        <w:t>a, Hospital Nacional Cayetano Heredia</w:t>
+      </w:r>
+      <w:r>
+        <w:rPr>
+          <w:rFonts w:eastAsia="Arial" w:cs="Arial" w:ascii="Arial" w:hAnsi="Arial"/>
+          <w:color w:val="auto"/>
+          <w:sz w:val="24"/>
+          <w:szCs w:val="24"/>
+        </w:rPr>
+        <w:t xml:space="preserve"> y el Instituto Nacional de Salud Mental Honorio Delgado Hideyo Noguchi. -</w:t>
       </w:r>
       <w:r>
         <w:rPr>
@@ -249,7 +249,7 @@
         <mc:AlternateContent>
           <mc:Choice Requires="wps">
             <w:drawing>
-              <wp:anchor distT="8890" distB="8890" distL="8890" distR="8890" simplePos="0" relativeHeight="3" behindDoc="0" locked="0" layoutInCell="1" allowOverlap="1">
+              <wp:anchor behindDoc="0" distT="8890" distB="8890" distL="8890" distR="8890" simplePos="0" locked="0" layoutInCell="1" allowOverlap="1" relativeHeight="3">
                 <wp:simplePos x="0" y="0"/>
                 <wp:positionH relativeFrom="column">
                   <wp:posOffset>-130810</wp:posOffset>
@@ -295,7 +295,7 @@
           </mc:Choice>
           <mc:Fallback>
             <w:pict>
-              <v:line id="shape_0" from="-10.3pt,4.3pt" to="428.8pt,4.3pt" stroked="t" o:allowincell="f" style="position:absolute">
+              <v:line id="shape_0" from="-10.3pt,4.3pt" to="428.8pt,4.3pt" ID="Línea horizontal 1" stroked="t" o:allowincell="f" style="position:absolute">
                 <v:stroke color="black" weight="17640" joinstyle="round" endcap="flat"/>
                 <v:fill o:detectmouseclick="t" on="false"/>
                 <w10:wrap type="none"/>
@@ -334,7 +334,7 @@
       <w:r>
         <w:rPr>
           <w:rFonts w:eastAsia="Times New Roman" w:cs="Arial" w:ascii="Arial" w:hAnsi="Arial"/>
-          <w:color w:val="auto"/>
+          <w:color w:val="000000"/>
           <w:sz w:val="24"/>
           <w:szCs w:val="24"/>
           <w:shd w:fill="auto" w:val="clear"/>
@@ -365,16 +365,16 @@
           <w:sz w:val="24"/>
           <w:szCs w:val="24"/>
         </w:rPr>
-        <w:t>El día 0</w:t>
-      </w:r>
-      <w:r>
-        <w:rPr>
-          <w:rFonts w:eastAsia="Arial" w:cs="Arial" w:ascii="Arial" w:hAnsi="Arial"/>
-          <w:color w:val="auto"/>
-          <w:sz w:val="24"/>
-          <w:szCs w:val="24"/>
-        </w:rPr>
-        <w:t>4</w:t>
+        <w:t xml:space="preserve">El día </w:t>
+      </w:r>
+      <w:r>
+        <w:rPr>
+          <w:rFonts w:eastAsia="Arial" w:cs="Arial" w:ascii="Arial" w:hAnsi="Arial"/>
+          <w:color w:val="auto"/>
+          <w:sz w:val="24"/>
+          <w:szCs w:val="24"/>
+        </w:rPr>
+        <w:t>12</w:t>
       </w:r>
       <w:r>
         <w:rPr>
@@ -491,21 +491,16 @@
         <w:spacing w:lineRule="auto" w:line="240" w:before="0" w:after="0"/>
         <w:ind w:hanging="284" w:left="142"/>
         <w:jc w:val="both"/>
-        <w:rPr>
-          <w:rFonts w:ascii="Arial" w:hAnsi="Arial" w:eastAsia="Arial" w:cs="Arial"/>
-          <w:color w:val="auto"/>
-          <w:sz w:val="24"/>
-          <w:szCs w:val="24"/>
-        </w:rPr>
-      </w:pPr>
-      <w:r>
-        <w:rPr>
-          <w:rFonts w:eastAsia="Arial" w:cs="Arial" w:ascii="Arial" w:hAnsi="Arial"/>
-          <w:color w:val="auto"/>
-          <w:sz w:val="24"/>
-          <w:szCs w:val="24"/>
-        </w:rPr>
-        <w:t>Por otro lado, siendo las 13:50 horas, se procedió con el levantamiento del servicio de apoyo externo en la custodia del interno Martín VIZCARRA CORNEJO, quien se encontraba internado en la Clínica REPROMEDIC, de igual manera, el mencionado interno fue trasladado hacia el E.P. Barbadillo.</w:t>
+        <w:rPr/>
+      </w:pPr>
+      <w:r>
+        <w:rPr>
+          <w:rFonts w:eastAsia="Arial" w:cs="Arial" w:ascii="Arial" w:hAnsi="Arial"/>
+          <w:color w:val="auto"/>
+          <w:sz w:val="24"/>
+          <w:szCs w:val="24"/>
+        </w:rPr>
+        <w:t>Asimismo, se exhorto al personal policial de servicio no alejarse o retirarse de las instalaciones y áreas que se encuentren bajo su responsabilidad.</w:t>
       </w:r>
     </w:p>
     <w:p>
@@ -561,62 +556,6 @@
           <w:sz w:val="24"/>
           <w:szCs w:val="24"/>
         </w:rPr>
-        <w:t>Asimismo, se exhorto al personal policial de servicio no alejarse o retirarse de las instalaciones y áreas que se encuentren bajo su responsabilidad.</w:t>
-      </w:r>
-    </w:p>
-    <w:p>
-      <w:pPr>
-        <w:pStyle w:val="Normal"/>
-        <w:numPr>
-          <w:ilvl w:val="0"/>
-          <w:numId w:val="0"/>
-        </w:numPr>
-        <w:tabs>
-          <w:tab w:val="clear" w:pos="720"/>
-          <w:tab w:val="left" w:pos="1701" w:leader="none"/>
-        </w:tabs>
-        <w:spacing w:lineRule="auto" w:line="240" w:before="0" w:after="0"/>
-        <w:ind w:hanging="0" w:left="142"/>
-        <w:jc w:val="both"/>
-        <w:rPr>
-          <w:rFonts w:ascii="Arial" w:hAnsi="Arial" w:eastAsia="Arial" w:cs="Arial"/>
-          <w:color w:val="auto"/>
-          <w:sz w:val="24"/>
-          <w:szCs w:val="24"/>
-        </w:rPr>
-      </w:pPr>
-      <w:r>
-        <w:rPr>
-          <w:rFonts w:eastAsia="Arial" w:cs="Arial" w:ascii="Arial" w:hAnsi="Arial"/>
-          <w:color w:val="auto"/>
-          <w:sz w:val="24"/>
-          <w:szCs w:val="24"/>
-        </w:rPr>
-      </w:r>
-    </w:p>
-    <w:p>
-      <w:pPr>
-        <w:pStyle w:val="Normal"/>
-        <w:numPr>
-          <w:ilvl w:val="3"/>
-          <w:numId w:val="1"/>
-        </w:numPr>
-        <w:tabs>
-          <w:tab w:val="clear" w:pos="720"/>
-          <w:tab w:val="left" w:pos="1701" w:leader="none"/>
-        </w:tabs>
-        <w:spacing w:lineRule="auto" w:line="240" w:before="0" w:after="0"/>
-        <w:ind w:hanging="284" w:left="142"/>
-        <w:jc w:val="both"/>
-        <w:rPr/>
-      </w:pPr>
-      <w:r>
-        <w:rPr>
-          <w:rFonts w:eastAsia="Arial" w:cs="Arial" w:ascii="Arial" w:hAnsi="Arial"/>
-          <w:color w:val="auto"/>
-          <w:sz w:val="24"/>
-          <w:szCs w:val="24"/>
-        </w:rPr>
         <w:t>Siendo las 19:30 horas del mismo día se da por concluida la presente diligencia sin registrar ningún tipo de novedad.</w:t>
       </w:r>
     </w:p>
@@ -725,16 +664,16 @@
           <w:sz w:val="24"/>
           <w:szCs w:val="24"/>
         </w:rPr>
-        <w:t>Rímac, 0</w:t>
-      </w:r>
-      <w:r>
-        <w:rPr>
-          <w:rFonts w:eastAsia="Arial" w:cs="Arial" w:ascii="Arial" w:hAnsi="Arial"/>
-          <w:color w:val="auto"/>
-          <w:sz w:val="24"/>
-          <w:szCs w:val="24"/>
-        </w:rPr>
-        <w:t>4</w:t>
+        <w:t xml:space="preserve">Rímac, </w:t>
+      </w:r>
+      <w:r>
+        <w:rPr>
+          <w:rFonts w:eastAsia="Arial" w:cs="Arial" w:ascii="Arial" w:hAnsi="Arial"/>
+          <w:color w:val="auto"/>
+          <w:sz w:val="24"/>
+          <w:szCs w:val="24"/>
+        </w:rPr>
+        <w:t>12</w:t>
       </w:r>
       <w:r>
         <w:rPr>
@@ -794,7 +733,7 @@
           <w:szCs w:val="20"/>
         </w:rPr>
         <w:drawing>
-          <wp:anchor distT="0" distB="0" distL="0" distR="0" simplePos="0" relativeHeight="2" behindDoc="1" locked="0" layoutInCell="1" allowOverlap="1">
+          <wp:anchor behindDoc="1" distT="0" distB="0" distL="0" distR="0" simplePos="0" locked="0" layoutInCell="1" allowOverlap="1" relativeHeight="2">
             <wp:simplePos x="0" y="0"/>
             <wp:positionH relativeFrom="column">
               <wp:posOffset>3308350</wp:posOffset>
@@ -805,7 +744,7 @@
             <wp:extent cx="2038350" cy="923925"/>
             <wp:effectExtent l="0" t="0" r="0" b="0"/>
             <wp:wrapNone/>
-            <wp:docPr id="2" name="Imagen1"/>
+            <wp:docPr id="2" name="Imagen1" descr=""/>
             <wp:cNvGraphicFramePr>
               <a:graphicFrameLocks xmlns:a="http://schemas.openxmlformats.org/drawingml/2006/main" noChangeAspect="1"/>
             </wp:cNvGraphicFramePr>
@@ -813,7 +752,7 @@
               <a:graphicData uri="http://schemas.openxmlformats.org/drawingml/2006/picture">
                 <pic:pic xmlns:pic="http://schemas.openxmlformats.org/drawingml/2006/picture">
                   <pic:nvPicPr>
-                    <pic:cNvPr id="2" name="Imagen1"/>
+                    <pic:cNvPr id="2" name="Imagen1" descr=""/>
                     <pic:cNvPicPr>
                       <a:picLocks noChangeAspect="1" noChangeArrowheads="1"/>
                     </pic:cNvPicPr>
@@ -832,7 +771,6 @@
                     <a:prstGeom prst="rect">
                       <a:avLst/>
                     </a:prstGeom>
-                    <a:noFill/>
                   </pic:spPr>
                 </pic:pic>
               </a:graphicData>
@@ -1130,9 +1068,9 @@
         <w:ind w:left="1211" w:hanging="360"/>
       </w:pPr>
       <w:rPr>
+        <w:sz w:val="24"/>
         <w:b/>
         <w:color w:val="auto"/>
-        <w:sz w:val="24"/>
       </w:rPr>
     </w:lvl>
     <w:lvl w:ilvl="4">
@@ -1761,7 +1699,7 @@
       <w:spacing w:before="240" w:after="120"/>
     </w:pPr>
     <w:rPr>
-      <w:rFonts w:ascii="Liberation Sans" w:hAnsi="Liberation Sans" w:eastAsia="Noto Sans CJK SC" w:cs="FreeSans"/>
+      <w:rFonts w:ascii="Liberation Sans" w:hAnsi="Liberation Sans" w:eastAsia="Noto Sans CJK SC" w:cs="Noto Sans"/>
       <w:sz w:val="28"/>
       <w:szCs w:val="28"/>
     </w:rPr>
@@ -1783,7 +1721,7 @@
     </w:rPr>
   </w:style>
   <w:style w:type="paragraph" w:styleId="Caption">
-    <w:name w:val="caption"/>
+    <w:name w:val="Caption"/>
     <w:basedOn w:val="Normal"/>
     <w:qFormat/>
     <w:pPr>
@@ -1800,32 +1738,6 @@
   </w:style>
   <w:style w:type="paragraph" w:styleId="ndice">
     <w:name w:val="Índice"/>
-    <w:basedOn w:val="Normal"/>
-    <w:qFormat/>
-    <w:pPr>
-      <w:suppressLineNumbers/>
-    </w:pPr>
-    <w:rPr>
-      <w:rFonts w:cs="FreeSans"/>
-    </w:rPr>
-  </w:style>
-  <w:style w:type="paragraph" w:styleId="Ttulouser">
-    <w:name w:val="Título (user)"/>
-    <w:basedOn w:val="Normal"/>
-    <w:next w:val="BodyText"/>
-    <w:qFormat/>
-    <w:pPr>
-      <w:keepNext w:val="true"/>
-      <w:spacing w:before="240" w:after="120"/>
-    </w:pPr>
-    <w:rPr>
-      <w:rFonts w:ascii="Liberation Sans" w:hAnsi="Liberation Sans" w:eastAsia="Noto Sans CJK SC" w:cs="Noto Sans"/>
-      <w:sz w:val="28"/>
-      <w:szCs w:val="28"/>
-    </w:rPr>
-  </w:style>
-  <w:style w:type="paragraph" w:styleId="ndiceuser">
-    <w:name w:val="Índice (user)"/>
     <w:basedOn w:val="Normal"/>
     <w:qFormat/>
     <w:pPr>
@@ -1880,37 +1792,37 @@
         <a:srgbClr val="000000"/>
       </a:dk1>
       <a:lt1>
-        <a:srgbClr val="FFFFFF"/>
+        <a:srgbClr val="ffffff"/>
       </a:lt1>
       <a:dk2>
-        <a:srgbClr val="44546A"/>
+        <a:srgbClr val="44546a"/>
       </a:dk2>
       <a:lt2>
-        <a:srgbClr val="E7E6E6"/>
+        <a:srgbClr val="e7e6e6"/>
       </a:lt2>
       <a:accent1>
-        <a:srgbClr val="4472C4"/>
+        <a:srgbClr val="4472c4"/>
       </a:accent1>
       <a:accent2>
-        <a:srgbClr val="ED7D31"/>
+        <a:srgbClr val="ed7d31"/>
       </a:accent2>
       <a:accent3>
-        <a:srgbClr val="A5A5A5"/>
+        <a:srgbClr val="a5a5a5"/>
       </a:accent3>
       <a:accent4>
-        <a:srgbClr val="FFC000"/>
+        <a:srgbClr val="ffc000"/>
       </a:accent4>
       <a:accent5>
-        <a:srgbClr val="5B9BD5"/>
+        <a:srgbClr val="5b9bd5"/>
       </a:accent5>
       <a:accent6>
-        <a:srgbClr val="70AD47"/>
+        <a:srgbClr val="70ad47"/>
       </a:accent6>
       <a:hlink>
-        <a:srgbClr val="0563C1"/>
+        <a:srgbClr val="0563c1"/>
       </a:hlink>
       <a:folHlink>
-        <a:srgbClr val="954F72"/>
+        <a:srgbClr val="954f72"/>
       </a:folHlink>
     </a:clrScheme>
     <a:fontScheme name="Office">

--- a/PARTE RONDA DIARIA.docx
+++ b/PARTE RONDA DIARIA.docx
@@ -1,6 +1,6 @@
 
 <file path=word/document.xml><?xml version="1.0" encoding="utf-8"?>
-<w:document xmlns:o="urn:schemas-microsoft-com:office:office" xmlns:r="http://schemas.openxmlformats.org/officeDocument/2006/relationships" xmlns:v="urn:schemas-microsoft-com:vml" xmlns:w="http://schemas.openxmlformats.org/wordprocessingml/2006/main" xmlns:w10="urn:schemas-microsoft-com:office:word" xmlns:wp="http://schemas.openxmlformats.org/drawingml/2006/wordprocessingDrawing" xmlns:wps="http://schemas.microsoft.com/office/word/2010/wordprocessingShape" xmlns:wpg="http://schemas.microsoft.com/office/word/2010/wordprocessingGroup" xmlns:mc="http://schemas.openxmlformats.org/markup-compatibility/2006" xmlns:wp14="http://schemas.microsoft.com/office/word/2010/wordprocessingDrawing" xmlns:w14="http://schemas.microsoft.com/office/word/2010/wordml" xmlns:w15="http://schemas.microsoft.com/office/word/2012/wordml" mc:Ignorable="w14 wp14 w15">
+<w:document xmlns:o="urn:schemas-microsoft-com:office:office" xmlns:r="http://schemas.openxmlformats.org/officeDocument/2006/relationships" xmlns:v="urn:schemas-microsoft-com:vml" xmlns:w="http://schemas.openxmlformats.org/wordprocessingml/2006/main" xmlns:w10="urn:schemas-microsoft-com:office:word" xmlns:wp="http://schemas.openxmlformats.org/drawingml/2006/wordprocessingDrawing" xmlns:pic="http://schemas.openxmlformats.org/drawingml/2006/picture" xmlns:wps="http://schemas.microsoft.com/office/word/2010/wordprocessingShape" xmlns:wpg="http://schemas.microsoft.com/office/word/2010/wordprocessingGroup" xmlns:mc="http://schemas.openxmlformats.org/markup-compatibility/2006" xmlns:wp14="http://schemas.microsoft.com/office/word/2010/wordprocessingDrawing" xmlns:w14="http://schemas.microsoft.com/office/word/2010/wordml" xmlns:w15="http://schemas.microsoft.com/office/word/2012/wordml" mc:Ignorable="w14 wp14 w15">
   <w:body>
     <w:p>
       <w:pPr>
@@ -61,25 +61,7 @@
           <w:sz w:val="24"/>
           <w:szCs w:val="24"/>
         </w:rPr>
-        <w:t>Sobre servicio de supervisión y control al personal PNP perteneciente al Grupo Beta, mismos que se encuentran distribuidos en los diferentes centros psiquiátricos Hospital Hermilio Valdizan,  Hospital Larco Herrer</w:t>
-      </w:r>
-      <w:r>
-        <w:rPr>
-          <w:rFonts w:eastAsia="Arial" w:cs="Arial" w:ascii="Arial" w:hAnsi="Arial"/>
-          <w:color w:val="auto"/>
-          <w:sz w:val="24"/>
-          <w:szCs w:val="24"/>
-        </w:rPr>
-        <w:t>a, Hospital Nacional Cayetano Heredia</w:t>
-      </w:r>
-      <w:r>
-        <w:rPr>
-          <w:rFonts w:eastAsia="Arial" w:cs="Arial" w:ascii="Arial" w:hAnsi="Arial"/>
-          <w:color w:val="auto"/>
-          <w:sz w:val="24"/>
-          <w:szCs w:val="24"/>
-        </w:rPr>
-        <w:t xml:space="preserve"> y el Instituto Nacional de Salud Mental Honorio Delgado Hideyo Noguchi. -</w:t>
+        <w:t>Sobre servicio de supervisión y control al personal PNP perteneciente al Grupo Beta, mismos que se encuentran distribuidos en los diferentes centros psiquiátricos Hospital Hermilio Valdizan,  Hospital Larco Herrera, Hospital Nacional Cayetano Heredia y el Instituto Nacional de Salud Mental Honorio Delgado Hideyo Noguchi. -</w:t>
       </w:r>
       <w:r>
         <w:rPr>
@@ -249,7 +231,7 @@
         <mc:AlternateContent>
           <mc:Choice Requires="wps">
             <w:drawing>
-              <wp:anchor behindDoc="0" distT="8890" distB="8890" distL="8890" distR="8890" simplePos="0" locked="0" layoutInCell="1" allowOverlap="1" relativeHeight="3">
+              <wp:anchor distT="8890" distB="8890" distL="8890" distR="8890" simplePos="0" relativeHeight="3" behindDoc="0" locked="0" layoutInCell="1" allowOverlap="1">
                 <wp:simplePos x="0" y="0"/>
                 <wp:positionH relativeFrom="column">
                   <wp:posOffset>-130810</wp:posOffset>
@@ -295,7 +277,7 @@
           </mc:Choice>
           <mc:Fallback>
             <w:pict>
-              <v:line id="shape_0" from="-10.3pt,4.3pt" to="428.8pt,4.3pt" ID="Línea horizontal 1" stroked="t" o:allowincell="f" style="position:absolute">
+              <v:line id="shape_0" from="-10.3pt,4.3pt" to="428.8pt,4.3pt" stroked="t" o:allowincell="f" style="position:absolute">
                 <v:stroke color="black" weight="17640" joinstyle="round" endcap="flat"/>
                 <v:fill o:detectmouseclick="t" on="false"/>
                 <w10:wrap type="none"/>
@@ -334,7 +316,7 @@
       <w:r>
         <w:rPr>
           <w:rFonts w:eastAsia="Times New Roman" w:cs="Arial" w:ascii="Arial" w:hAnsi="Arial"/>
-          <w:color w:val="000000"/>
+          <w:color w:val="auto"/>
           <w:sz w:val="24"/>
           <w:szCs w:val="24"/>
           <w:shd w:fill="auto" w:val="clear"/>
@@ -365,16 +347,16 @@
           <w:sz w:val="24"/>
           <w:szCs w:val="24"/>
         </w:rPr>
-        <w:t xml:space="preserve">El día </w:t>
-      </w:r>
-      <w:r>
-        <w:rPr>
-          <w:rFonts w:eastAsia="Arial" w:cs="Arial" w:ascii="Arial" w:hAnsi="Arial"/>
-          <w:color w:val="auto"/>
-          <w:sz w:val="24"/>
-          <w:szCs w:val="24"/>
-        </w:rPr>
-        <w:t>12</w:t>
+        <w:t>El día 1</w:t>
+      </w:r>
+      <w:r>
+        <w:rPr>
+          <w:rFonts w:eastAsia="Arial" w:cs="Arial" w:ascii="Arial" w:hAnsi="Arial"/>
+          <w:color w:val="auto"/>
+          <w:sz w:val="24"/>
+          <w:szCs w:val="24"/>
+        </w:rPr>
+        <w:t>4</w:t>
       </w:r>
       <w:r>
         <w:rPr>
@@ -664,16 +646,16 @@
           <w:sz w:val="24"/>
           <w:szCs w:val="24"/>
         </w:rPr>
-        <w:t xml:space="preserve">Rímac, </w:t>
-      </w:r>
-      <w:r>
-        <w:rPr>
-          <w:rFonts w:eastAsia="Arial" w:cs="Arial" w:ascii="Arial" w:hAnsi="Arial"/>
-          <w:color w:val="auto"/>
-          <w:sz w:val="24"/>
-          <w:szCs w:val="24"/>
-        </w:rPr>
-        <w:t>12</w:t>
+        <w:t>Rímac, 1</w:t>
+      </w:r>
+      <w:r>
+        <w:rPr>
+          <w:rFonts w:eastAsia="Arial" w:cs="Arial" w:ascii="Arial" w:hAnsi="Arial"/>
+          <w:color w:val="auto"/>
+          <w:sz w:val="24"/>
+          <w:szCs w:val="24"/>
+        </w:rPr>
+        <w:t>4</w:t>
       </w:r>
       <w:r>
         <w:rPr>
@@ -733,7 +715,7 @@
           <w:szCs w:val="20"/>
         </w:rPr>
         <w:drawing>
-          <wp:anchor behindDoc="1" distT="0" distB="0" distL="0" distR="0" simplePos="0" locked="0" layoutInCell="1" allowOverlap="1" relativeHeight="2">
+          <wp:anchor distT="0" distB="0" distL="0" distR="0" simplePos="0" relativeHeight="2" behindDoc="1" locked="0" layoutInCell="1" allowOverlap="1">
             <wp:simplePos x="0" y="0"/>
             <wp:positionH relativeFrom="column">
               <wp:posOffset>3308350</wp:posOffset>
@@ -744,7 +726,7 @@
             <wp:extent cx="2038350" cy="923925"/>
             <wp:effectExtent l="0" t="0" r="0" b="0"/>
             <wp:wrapNone/>
-            <wp:docPr id="2" name="Imagen1" descr=""/>
+            <wp:docPr id="2" name="Imagen1"/>
             <wp:cNvGraphicFramePr>
               <a:graphicFrameLocks xmlns:a="http://schemas.openxmlformats.org/drawingml/2006/main" noChangeAspect="1"/>
             </wp:cNvGraphicFramePr>
@@ -752,7 +734,7 @@
               <a:graphicData uri="http://schemas.openxmlformats.org/drawingml/2006/picture">
                 <pic:pic xmlns:pic="http://schemas.openxmlformats.org/drawingml/2006/picture">
                   <pic:nvPicPr>
-                    <pic:cNvPr id="2" name="Imagen1" descr=""/>
+                    <pic:cNvPr id="2" name="Imagen1"/>
                     <pic:cNvPicPr>
                       <a:picLocks noChangeAspect="1" noChangeArrowheads="1"/>
                     </pic:cNvPicPr>
@@ -771,6 +753,7 @@
                     <a:prstGeom prst="rect">
                       <a:avLst/>
                     </a:prstGeom>
+                    <a:noFill/>
                   </pic:spPr>
                 </pic:pic>
               </a:graphicData>
@@ -1068,9 +1051,9 @@
         <w:ind w:left="1211" w:hanging="360"/>
       </w:pPr>
       <w:rPr>
-        <w:sz w:val="24"/>
         <w:b/>
         <w:color w:val="auto"/>
+        <w:sz w:val="24"/>
       </w:rPr>
     </w:lvl>
     <w:lvl w:ilvl="4">
@@ -1699,7 +1682,7 @@
       <w:spacing w:before="240" w:after="120"/>
     </w:pPr>
     <w:rPr>
-      <w:rFonts w:ascii="Liberation Sans" w:hAnsi="Liberation Sans" w:eastAsia="Noto Sans CJK SC" w:cs="Noto Sans"/>
+      <w:rFonts w:ascii="Liberation Sans" w:hAnsi="Liberation Sans" w:eastAsia="Microsoft YaHei" w:cs="Arial"/>
       <w:sz w:val="28"/>
       <w:szCs w:val="28"/>
     </w:rPr>
@@ -1721,7 +1704,7 @@
     </w:rPr>
   </w:style>
   <w:style w:type="paragraph" w:styleId="Caption">
-    <w:name w:val="Caption"/>
+    <w:name w:val="caption"/>
     <w:basedOn w:val="Normal"/>
     <w:qFormat/>
     <w:pPr>
@@ -1744,6 +1727,32 @@
       <w:suppressLineNumbers/>
     </w:pPr>
     <w:rPr>
+      <w:rFonts w:cs="Arial"/>
+    </w:rPr>
+  </w:style>
+  <w:style w:type="paragraph" w:styleId="Ttulouser">
+    <w:name w:val="Título (user)"/>
+    <w:basedOn w:val="Normal"/>
+    <w:next w:val="BodyText"/>
+    <w:qFormat/>
+    <w:pPr>
+      <w:keepNext w:val="true"/>
+      <w:spacing w:before="240" w:after="120"/>
+    </w:pPr>
+    <w:rPr>
+      <w:rFonts w:ascii="Liberation Sans" w:hAnsi="Liberation Sans" w:eastAsia="Noto Sans CJK SC" w:cs="Noto Sans"/>
+      <w:sz w:val="28"/>
+      <w:szCs w:val="28"/>
+    </w:rPr>
+  </w:style>
+  <w:style w:type="paragraph" w:styleId="ndiceuser">
+    <w:name w:val="Índice (user)"/>
+    <w:basedOn w:val="Normal"/>
+    <w:qFormat/>
+    <w:pPr>
+      <w:suppressLineNumbers/>
+    </w:pPr>
+    <w:rPr>
       <w:rFonts w:cs="Noto Sans"/>
     </w:rPr>
   </w:style>
@@ -1760,8 +1769,8 @@
     </w:pPr>
     <w:rPr/>
   </w:style>
-  <w:style w:type="numbering" w:styleId="Ningunalista" w:default="1">
-    <w:name w:val="Ninguna lista"/>
+  <w:style w:type="numbering" w:styleId="Ningunalistauser" w:default="1">
+    <w:name w:val="Ninguna lista (user)"/>
     <w:uiPriority w:val="99"/>
     <w:semiHidden/>
     <w:unhideWhenUsed/>
@@ -1792,37 +1801,37 @@
         <a:srgbClr val="000000"/>
       </a:dk1>
       <a:lt1>
-        <a:srgbClr val="ffffff"/>
+        <a:srgbClr val="FFFFFF"/>
       </a:lt1>
       <a:dk2>
-        <a:srgbClr val="44546a"/>
+        <a:srgbClr val="44546A"/>
       </a:dk2>
       <a:lt2>
-        <a:srgbClr val="e7e6e6"/>
+        <a:srgbClr val="E7E6E6"/>
       </a:lt2>
       <a:accent1>
-        <a:srgbClr val="4472c4"/>
+        <a:srgbClr val="4472C4"/>
       </a:accent1>
       <a:accent2>
-        <a:srgbClr val="ed7d31"/>
+        <a:srgbClr val="ED7D31"/>
       </a:accent2>
       <a:accent3>
-        <a:srgbClr val="a5a5a5"/>
+        <a:srgbClr val="A5A5A5"/>
       </a:accent3>
       <a:accent4>
-        <a:srgbClr val="ffc000"/>
+        <a:srgbClr val="FFC000"/>
       </a:accent4>
       <a:accent5>
-        <a:srgbClr val="5b9bd5"/>
+        <a:srgbClr val="5B9BD5"/>
       </a:accent5>
       <a:accent6>
-        <a:srgbClr val="70ad47"/>
+        <a:srgbClr val="70AD47"/>
       </a:accent6>
       <a:hlink>
-        <a:srgbClr val="0563c1"/>
+        <a:srgbClr val="0563C1"/>
       </a:hlink>
       <a:folHlink>
-        <a:srgbClr val="954f72"/>
+        <a:srgbClr val="954F72"/>
       </a:folHlink>
     </a:clrScheme>
     <a:fontScheme name="Office">

--- a/PARTE RONDA DIARIA.docx
+++ b/PARTE RONDA DIARIA.docx
@@ -61,7 +61,25 @@
           <w:sz w:val="24"/>
           <w:szCs w:val="24"/>
         </w:rPr>
-        <w:t>Sobre servicio de supervisión y control al personal PNP perteneciente al Grupo Beta, mismos que se encuentran distribuidos en los diferentes centros psiquiátricos Hospital Hermilio Valdizan,  Hospital Larco Herrera, Hospital Nacional Cayetano Heredia y el Instituto Nacional de Salud Mental Honorio Delgado Hideyo Noguchi. -</w:t>
+        <w:t xml:space="preserve">Sobre servicio de supervisión y control al personal PNP perteneciente al Grupo Beta, mismos que se encuentran distribuidos en los diferentes centros psiquiátricos Hospital Hermilio Valdizan,  Hospital Larco Herrera, Hospital Nacional Cayetano Heredia, </w:t>
+      </w:r>
+      <w:r>
+        <w:rPr>
+          <w:rFonts w:eastAsia="Arial" w:cs="Arial" w:ascii="Arial" w:hAnsi="Arial"/>
+          <w:color w:val="auto"/>
+          <w:sz w:val="24"/>
+          <w:szCs w:val="24"/>
+        </w:rPr>
+        <w:t>Hospital Hospital Nacional Edgardo Rebagliati Martins</w:t>
+      </w:r>
+      <w:r>
+        <w:rPr>
+          <w:rFonts w:eastAsia="Arial" w:cs="Arial" w:ascii="Arial" w:hAnsi="Arial"/>
+          <w:color w:val="auto"/>
+          <w:sz w:val="24"/>
+          <w:szCs w:val="24"/>
+        </w:rPr>
+        <w:t xml:space="preserve"> y el Instituto Nacional de Salud Mental Honorio Delgado Hideyo Noguchi. -</w:t>
       </w:r>
       <w:r>
         <w:rPr>
@@ -347,25 +365,7 @@
           <w:sz w:val="24"/>
           <w:szCs w:val="24"/>
         </w:rPr>
-        <w:t>El día 1</w:t>
-      </w:r>
-      <w:r>
-        <w:rPr>
-          <w:rFonts w:eastAsia="Arial" w:cs="Arial" w:ascii="Arial" w:hAnsi="Arial"/>
-          <w:color w:val="auto"/>
-          <w:sz w:val="24"/>
-          <w:szCs w:val="24"/>
-        </w:rPr>
-        <w:t>4</w:t>
-      </w:r>
-      <w:r>
-        <w:rPr>
-          <w:rFonts w:eastAsia="Arial" w:cs="Arial" w:ascii="Arial" w:hAnsi="Arial"/>
-          <w:color w:val="auto"/>
-          <w:sz w:val="24"/>
-          <w:szCs w:val="24"/>
-        </w:rPr>
-        <w:t>MAR26 el suscrito a merito del documento de la referencia, procedió a constituirse de manera progresiva a cada uno de los diferentes nosocomios previamente mencionados.</w:t>
+        <w:t>El día 14MAR26 el suscrito a merito del documento de la referencia, procedió a constituirse de manera progresiva a cada uno de los diferentes nosocomios previamente mencionados.</w:t>
       </w:r>
     </w:p>
     <w:p>
@@ -646,25 +646,7 @@
           <w:sz w:val="24"/>
           <w:szCs w:val="24"/>
         </w:rPr>
-        <w:t>Rímac, 1</w:t>
-      </w:r>
-      <w:r>
-        <w:rPr>
-          <w:rFonts w:eastAsia="Arial" w:cs="Arial" w:ascii="Arial" w:hAnsi="Arial"/>
-          <w:color w:val="auto"/>
-          <w:sz w:val="24"/>
-          <w:szCs w:val="24"/>
-        </w:rPr>
-        <w:t>4</w:t>
-      </w:r>
-      <w:r>
-        <w:rPr>
-          <w:rFonts w:eastAsia="Arial" w:cs="Arial" w:ascii="Arial" w:hAnsi="Arial"/>
-          <w:color w:val="auto"/>
-          <w:sz w:val="24"/>
-          <w:szCs w:val="24"/>
-        </w:rPr>
-        <w:t xml:space="preserve"> de marzo del 2026</w:t>
+        <w:t>Rímac, 14 de marzo del 2026</w:t>
       </w:r>
     </w:p>
     <w:p>
@@ -1126,6 +1108,7 @@
     <w:lvl w:ilvl="0">
       <w:start w:val="1"/>
       <w:numFmt w:val="none"/>
+      <w:pStyle w:val="Heading1"/>
       <w:suff w:val="nothing"/>
       <w:lvlText w:val=""/>
       <w:lvlJc w:val="left"/>
@@ -1664,6 +1647,23 @@
       <w:lang w:val="es-ES" w:eastAsia="es-PE" w:bidi="ar-SA"/>
     </w:rPr>
   </w:style>
+  <w:style w:type="paragraph" w:styleId="Heading1">
+    <w:name w:val="heading 1"/>
+    <w:basedOn w:val="Ttulo"/>
+    <w:next w:val="BodyText"/>
+    <w:qFormat/>
+    <w:pPr>
+      <w:spacing w:before="240" w:after="120"/>
+      <w:outlineLvl w:val="0"/>
+    </w:pPr>
+    <w:rPr>
+      <w:rFonts w:ascii="Liberation Serif" w:hAnsi="Liberation Serif" w:eastAsia="Segoe UI" w:cs="Tahoma"/>
+      <w:b/>
+      <w:bCs/>
+      <w:sz w:val="48"/>
+      <w:szCs w:val="48"/>
+    </w:rPr>
+  </w:style>
   <w:style w:type="character" w:styleId="DefaultParagraphFont" w:default="1">
     <w:name w:val="Default Paragraph Font"/>
     <w:uiPriority w:val="1"/>
@@ -1682,7 +1682,7 @@
       <w:spacing w:before="240" w:after="120"/>
     </w:pPr>
     <w:rPr>
-      <w:rFonts w:ascii="Liberation Sans" w:hAnsi="Liberation Sans" w:eastAsia="Microsoft YaHei" w:cs="Arial"/>
+      <w:rFonts w:ascii="Liberation Sans" w:hAnsi="Liberation Sans" w:eastAsia="Noto Sans CJK SC" w:cs="Noto Sans"/>
       <w:sz w:val="28"/>
       <w:szCs w:val="28"/>
     </w:rPr>
@@ -1727,7 +1727,7 @@
       <w:suppressLineNumbers/>
     </w:pPr>
     <w:rPr>
-      <w:rFonts w:cs="Arial"/>
+      <w:rFonts w:cs="Noto Sans"/>
     </w:rPr>
   </w:style>
   <w:style w:type="paragraph" w:styleId="Ttulouser">
@@ -1740,7 +1740,7 @@
       <w:spacing w:before="240" w:after="120"/>
     </w:pPr>
     <w:rPr>
-      <w:rFonts w:ascii="Liberation Sans" w:hAnsi="Liberation Sans" w:eastAsia="Noto Sans CJK SC" w:cs="Noto Sans"/>
+      <w:rFonts w:ascii="Liberation Sans" w:hAnsi="Liberation Sans" w:eastAsia="Microsoft YaHei" w:cs="Arial"/>
       <w:sz w:val="28"/>
       <w:szCs w:val="28"/>
     </w:rPr>
@@ -1753,7 +1753,7 @@
       <w:suppressLineNumbers/>
     </w:pPr>
     <w:rPr>
-      <w:rFonts w:cs="Noto Sans"/>
+      <w:rFonts w:cs="Arial"/>
     </w:rPr>
   </w:style>
   <w:style w:type="paragraph" w:styleId="ListParagraph">
@@ -1769,8 +1769,8 @@
     </w:pPr>
     <w:rPr/>
   </w:style>
-  <w:style w:type="numbering" w:styleId="Ningunalistauser" w:default="1">
-    <w:name w:val="Ninguna lista (user)"/>
+  <w:style w:type="numbering" w:styleId="Ningunalista" w:default="1">
+    <w:name w:val="Ninguna lista"/>
     <w:uiPriority w:val="99"/>
     <w:semiHidden/>
     <w:unhideWhenUsed/>
